--- a/5 semester/RIAT/lab 1/ЛР1 В2 Бражалович 351004.docx
+++ b/5 semester/RIAT/lab 1/ЛР1 В2 Бражалович 351004.docx
@@ -1323,7 +1323,15 @@
                 <w:sz w:val="28"/>
                 <w:szCs w:val="28"/>
               </w:rPr>
-              <w:t>Создание и ввод базовых данных</w:t>
+              <w:t xml:space="preserve">Создание </w:t>
+            </w:r>
+            <w:r>
+              <w:rPr>
+                <w:rFonts w:ascii="Times New Roman" w:hAnsi="Times New Roman"/>
+                <w:sz w:val="28"/>
+                <w:szCs w:val="28"/>
+              </w:rPr>
+              <w:t>новой базы данных</w:t>
             </w:r>
           </w:p>
         </w:tc>
@@ -1498,7 +1506,7 @@
                 <w:sz w:val="28"/>
                 <w:szCs w:val="28"/>
               </w:rPr>
-              <w:t xml:space="preserve">Сохранение </w:t>
+              <w:t>Сохранение базы данных</w:t>
             </w:r>
             <w:r>
               <w:rPr>
@@ -1506,15 +1514,7 @@
                 <w:sz w:val="28"/>
                 <w:szCs w:val="28"/>
               </w:rPr>
-              <w:t>заполненной</w:t>
-            </w:r>
-            <w:r>
-              <w:rPr>
-                <w:rFonts w:ascii="Times New Roman" w:hAnsi="Times New Roman"/>
-                <w:sz w:val="28"/>
-                <w:szCs w:val="28"/>
-              </w:rPr>
-              <w:t xml:space="preserve"> базы данных</w:t>
+              <w:t xml:space="preserve"> с записью о ребенке</w:t>
             </w:r>
           </w:p>
         </w:tc>
@@ -1569,62 +1569,15 @@
                 <w:sz w:val="28"/>
                 <w:szCs w:val="28"/>
               </w:rPr>
-              <w:t>Открытие существующей базы данных</w:t>
+              <w:t xml:space="preserve">Открытие </w:t>
             </w:r>
-          </w:p>
-        </w:tc>
-      </w:tr>
-      <w:tr>
-        <w:tc>
-          <w:tcPr>
-            <w:tcW w:w="1129" w:type="dxa"/>
-          </w:tcPr>
-          <w:p>
-            <w:pPr>
-              <w:spacing w:line="240" w:lineRule="auto"/>
-              <w:contextualSpacing/>
-              <w:jc w:val="both"/>
+            <w:r>
               <w:rPr>
                 <w:rFonts w:ascii="Times New Roman" w:hAnsi="Times New Roman"/>
                 <w:sz w:val="28"/>
                 <w:szCs w:val="28"/>
               </w:rPr>
-            </w:pPr>
-            <w:r>
-              <w:rPr>
-                <w:rFonts w:ascii="Times New Roman" w:hAnsi="Times New Roman"/>
-                <w:sz w:val="28"/>
-                <w:szCs w:val="28"/>
-              </w:rPr>
-              <w:t>6</w:t>
-            </w:r>
-          </w:p>
-        </w:tc>
-        <w:tc>
-          <w:tcPr>
-            <w:tcW w:w="7518" w:type="dxa"/>
-          </w:tcPr>
-          <w:p>
-            <w:pPr>
-              <w:tabs>
-                <w:tab w:val="left" w:pos="1140"/>
-              </w:tabs>
-              <w:spacing w:line="240" w:lineRule="auto"/>
-              <w:contextualSpacing/>
-              <w:jc w:val="both"/>
-              <w:rPr>
-                <w:rFonts w:ascii="Times New Roman" w:hAnsi="Times New Roman"/>
-                <w:sz w:val="28"/>
-                <w:szCs w:val="28"/>
-              </w:rPr>
-            </w:pPr>
-            <w:r>
-              <w:rPr>
-                <w:rFonts w:ascii="Times New Roman" w:hAnsi="Times New Roman"/>
-                <w:sz w:val="28"/>
-                <w:szCs w:val="28"/>
-              </w:rPr>
-              <w:t xml:space="preserve">Редактирование </w:t>
+              <w:t xml:space="preserve">неповрежденного файла </w:t>
             </w:r>
             <w:r>
               <w:rPr>
@@ -1653,14 +1606,13 @@
                 <w:szCs w:val="28"/>
               </w:rPr>
             </w:pPr>
-            <w:bookmarkStart w:id="1" w:name="_Hlk210808047"/>
             <w:r>
               <w:rPr>
                 <w:rFonts w:ascii="Times New Roman" w:hAnsi="Times New Roman"/>
                 <w:sz w:val="28"/>
                 <w:szCs w:val="28"/>
               </w:rPr>
-              <w:t>7</w:t>
+              <w:t>6</w:t>
             </w:r>
           </w:p>
         </w:tc>
@@ -1679,13 +1631,14 @@
                 <w:szCs w:val="28"/>
               </w:rPr>
             </w:pPr>
+            <w:bookmarkStart w:id="1" w:name="_Hlk212505770"/>
             <w:r>
               <w:rPr>
                 <w:rFonts w:ascii="Times New Roman" w:hAnsi="Times New Roman"/>
                 <w:sz w:val="28"/>
                 <w:szCs w:val="28"/>
               </w:rPr>
-              <w:t>С</w:t>
+              <w:t>В</w:t>
             </w:r>
             <w:r>
               <w:rPr>
@@ -1693,85 +1646,9 @@
                 <w:sz w:val="28"/>
                 <w:szCs w:val="28"/>
               </w:rPr>
-              <w:t>охранени</w:t>
+              <w:t>ыход с несохраненными изменениями</w:t>
             </w:r>
-            <w:r>
-              <w:rPr>
-                <w:rFonts w:ascii="Times New Roman" w:hAnsi="Times New Roman"/>
-                <w:sz w:val="28"/>
-                <w:szCs w:val="28"/>
-              </w:rPr>
-              <w:t>е</w:t>
-            </w:r>
-            <w:r>
-              <w:rPr>
-                <w:rFonts w:ascii="Times New Roman" w:hAnsi="Times New Roman"/>
-                <w:sz w:val="28"/>
-                <w:szCs w:val="28"/>
-              </w:rPr>
-              <w:t xml:space="preserve"> в каталог приложения</w:t>
-            </w:r>
-            <w:r>
-              <w:rPr>
-                <w:rFonts w:ascii="Times New Roman" w:hAnsi="Times New Roman"/>
-                <w:sz w:val="28"/>
-                <w:szCs w:val="28"/>
-              </w:rPr>
-              <w:t xml:space="preserve"> </w:t>
-            </w:r>
-          </w:p>
-        </w:tc>
-      </w:tr>
-      <w:bookmarkEnd w:id="1"/>
-      <w:tr>
-        <w:tc>
-          <w:tcPr>
-            <w:tcW w:w="1129" w:type="dxa"/>
-          </w:tcPr>
-          <w:p>
-            <w:pPr>
-              <w:spacing w:line="240" w:lineRule="auto"/>
-              <w:contextualSpacing/>
-              <w:jc w:val="both"/>
-              <w:rPr>
-                <w:rFonts w:ascii="Times New Roman" w:hAnsi="Times New Roman"/>
-                <w:sz w:val="28"/>
-                <w:szCs w:val="28"/>
-              </w:rPr>
-            </w:pPr>
-            <w:r>
-              <w:rPr>
-                <w:rFonts w:ascii="Times New Roman" w:hAnsi="Times New Roman"/>
-                <w:sz w:val="28"/>
-                <w:szCs w:val="28"/>
-              </w:rPr>
-              <w:t>8</w:t>
-            </w:r>
-          </w:p>
-        </w:tc>
-        <w:tc>
-          <w:tcPr>
-            <w:tcW w:w="7518" w:type="dxa"/>
-          </w:tcPr>
-          <w:p>
-            <w:pPr>
-              <w:spacing w:line="240" w:lineRule="auto"/>
-              <w:contextualSpacing/>
-              <w:jc w:val="both"/>
-              <w:rPr>
-                <w:rFonts w:ascii="Times New Roman" w:hAnsi="Times New Roman"/>
-                <w:sz w:val="28"/>
-                <w:szCs w:val="28"/>
-              </w:rPr>
-            </w:pPr>
-            <w:r>
-              <w:rPr>
-                <w:rFonts w:ascii="Times New Roman" w:hAnsi="Times New Roman"/>
-                <w:sz w:val="28"/>
-                <w:szCs w:val="28"/>
-              </w:rPr>
-              <w:t>Корректный выход с несохраненными изменениями</w:t>
-            </w:r>
+            <w:bookmarkEnd w:id="1"/>
           </w:p>
         </w:tc>
       </w:tr>
@@ -1797,7 +1674,7 @@
                 <w:sz w:val="28"/>
                 <w:szCs w:val="28"/>
               </w:rPr>
-              <w:t>9</w:t>
+              <w:t>7</w:t>
             </w:r>
           </w:p>
         </w:tc>
@@ -2321,7 +2198,6 @@
           <w:sz w:val="28"/>
           <w:szCs w:val="28"/>
         </w:rPr>
-        <w:lastRenderedPageBreak/>
         <w:t>Тестовая стратегия</w:t>
       </w:r>
       <w:r>
@@ -2356,6 +2232,7 @@
           <w:sz w:val="28"/>
           <w:szCs w:val="28"/>
         </w:rPr>
+        <w:lastRenderedPageBreak/>
         <w:t>Функциональное тестирование</w:t>
       </w:r>
       <w:r>
@@ -4656,7 +4533,6 @@
                 <w:szCs w:val="28"/>
                 <w:lang w:eastAsia="ru-RU"/>
               </w:rPr>
-              <w:lastRenderedPageBreak/>
               <w:t>10.09.2025</w:t>
             </w:r>
           </w:p>
@@ -4737,6 +4613,7 @@
                 <w:szCs w:val="28"/>
                 <w:lang w:eastAsia="ru-RU"/>
               </w:rPr>
+              <w:lastRenderedPageBreak/>
               <w:t>12.09.2025</w:t>
             </w:r>
           </w:p>
@@ -5841,7 +5718,6 @@
           <w:sz w:val="28"/>
           <w:szCs w:val="28"/>
         </w:rPr>
-        <w:lastRenderedPageBreak/>
         <w:t xml:space="preserve">                 – Финальная фаза проекта: 90% и более.</w:t>
       </w:r>
     </w:p>
